--- a/for-school/Ticali_Trio_Executive_Summary.docx
+++ b/for-school/Ticali_Trio_Executive_Summary.docx
@@ -562,7 +562,7 @@
           <w:sz w:val="21"/>
           <w:szCs w:val="21"/>
         </w:rPr>
-        <w:t xml:space="preserve">, with last year’s kept for review and every grade from kindergarten to 5th one tap away.</w:t>
+        <w:t xml:space="preserve">, with last year’s kept for review and a button on the title screen for every grade from kindergarten to 5th.</w:t>
       </w:r>
     </w:p>
     <w:p>
@@ -1268,27 +1268,47 @@
           <w:sz w:val="21"/>
           <w:szCs w:val="21"/>
         </w:rPr>
-        <w:t xml:space="preserve"> explains what the game is, how it was made and its limits, and lists each grade’s packs. A grade’s card opens that child’s hub of packs; near the bottom of each hub, </w:t>
-      </w:r>
-      <w:r>
-        <w:rPr>
-          <w:rFonts w:ascii="Calibri" w:cs="Calibri" w:eastAsia="Calibri" w:hAnsi="Calibri"/>
-          <w:b/>
-          <w:bCs/>
-          <w:color w:val="222222"/>
-          <w:sz w:val="21"/>
-          <w:szCs w:val="21"/>
-        </w:rPr>
-        <w:t xml:space="preserve">Explore Any Grade</w:t>
-      </w:r>
-      <w:r>
-        <w:rPr>
-          <w:rFonts w:ascii="Calibri" w:cs="Calibri" w:eastAsia="Calibri" w:hAnsi="Calibri"/>
-          <w:color w:val="222222"/>
-          <w:sz w:val="21"/>
-          <w:szCs w:val="21"/>
-        </w:rPr>
-        <w:t xml:space="preserve"> opens all of K–5. The small, faint word </w:t>
+        <w:t xml:space="preserve"> explains what the game is, how it was made and its limits, and lists each grade’s packs. A child’s card opens that child’s hub of packs. Below the cards, </w:t>
+      </w:r>
+      <w:r>
+        <w:rPr>
+          <w:rFonts w:ascii="Calibri" w:cs="Calibri" w:eastAsia="Calibri" w:hAnsi="Calibri"/>
+          <w:b/>
+          <w:bCs/>
+          <w:color w:val="222222"/>
+          <w:sz w:val="21"/>
+          <w:szCs w:val="21"/>
+        </w:rPr>
+        <w:t xml:space="preserve">Every grade, K–5</w:t>
+      </w:r>
+      <w:r>
+        <w:rPr>
+          <w:rFonts w:ascii="Calibri" w:cs="Calibri" w:eastAsia="Calibri" w:hAnsi="Calibri"/>
+          <w:color w:val="222222"/>
+          <w:sz w:val="21"/>
+          <w:szCs w:val="21"/>
+        </w:rPr>
+        <w:t xml:space="preserve"> has a button for each grade: pick who is playing, or </w:t>
+      </w:r>
+      <w:r>
+        <w:rPr>
+          <w:rFonts w:ascii="Calibri" w:cs="Calibri" w:eastAsia="Calibri" w:hAnsi="Calibri"/>
+          <w:b/>
+          <w:bCs/>
+          <w:color w:val="222222"/>
+          <w:sz w:val="21"/>
+          <w:szCs w:val="21"/>
+        </w:rPr>
+        <w:t xml:space="preserve">Just looking</w:t>
+      </w:r>
+      <w:r>
+        <w:rPr>
+          <w:rFonts w:ascii="Calibri" w:cs="Calibri" w:eastAsia="Calibri" w:hAnsi="Calibri"/>
+          <w:color w:val="222222"/>
+          <w:sz w:val="21"/>
+          <w:szCs w:val="21"/>
+        </w:rPr>
+        <w:t xml:space="preserve"> to try any grade without saving anything. The small, faint word </w:t>
       </w:r>
       <w:r>
         <w:rPr>
